--- a/05-rag-application/docs/RAG检索自测问答.docx
+++ b/05-rag-application/docs/RAG检索自测问答.docx
@@ -1730,7 +1730,6 @@
           <w:color w:val="222222"/>
           <w:sz w:val="19"/>
         </w:rPr>
-        <w:t xml:space="preserve">  </w:t>
       </w:r>
       <w:r>
         <w:br/>
@@ -1806,7 +1805,6 @@
           <w:color w:val="222222"/>
           <w:sz w:val="19"/>
         </w:rPr>
-        <w:t xml:space="preserve">  </w:t>
       </w:r>
       <w:r>
         <w:br/>
@@ -1884,7 +1882,6 @@
           <w:color w:val="222222"/>
           <w:sz w:val="19"/>
         </w:rPr>
-        <w:t xml:space="preserve">  </w:t>
       </w:r>
       <w:r>
         <w:br/>

--- a/05-rag-application/docs/RAG检索自测问答.docx
+++ b/05-rag-application/docs/RAG检索自测问答.docx
@@ -12,7 +12,7 @@
           <w:rFonts w:ascii="Times New Roman" w:hAnsi="Times New Roman" w:eastAsia="微软雅黑"/>
           <w:b/>
           <w:i w:val="0"/>
-          <w:color w:val="1F3964"/>
+          <w:color w:val="4E7EBA"/>
           <w:sz w:val="40"/>
         </w:rPr>
         <w:t>RAG 检索自测问答：从概念辨析到优化复盘</w:t>
@@ -172,7 +172,7 @@
           <w:rFonts w:ascii="Times New Roman" w:hAnsi="Times New Roman" w:eastAsia="微软雅黑"/>
           <w:b/>
           <w:i w:val="0"/>
-          <w:color w:val="1F3964"/>
+          <w:color w:val="4E7EBA"/>
           <w:sz w:val="32"/>
         </w:rPr>
         <w:t>一、检索管线核心问答</w:t>
@@ -188,7 +188,7 @@
           <w:rFonts w:ascii="Times New Roman" w:hAnsi="Times New Roman" w:eastAsia="微软雅黑"/>
           <w:b/>
           <w:i w:val="0"/>
-          <w:color w:val="1F3964"/>
+          <w:color w:val="4E7EBA"/>
           <w:sz w:val="27"/>
         </w:rPr>
         <w:t>1.1 BGE-M3 / FAISS / Milvus / FLAT / IVF / HNSW — 四层概念辨析</w:t>
@@ -2166,7 +2166,7 @@
           <w:rFonts w:ascii="Times New Roman" w:hAnsi="Times New Roman" w:eastAsia="微软雅黑"/>
           <w:b/>
           <w:i w:val="0"/>
-          <w:color w:val="1F3964"/>
+          <w:color w:val="4E7EBA"/>
           <w:sz w:val="27"/>
         </w:rPr>
         <w:t>1.2 FAISS 粗排 Recall 65%，Reranker 后 85%，数学上怎么成立的？</w:t>
@@ -2278,7 +2278,7 @@
           <w:rFonts w:ascii="Times New Roman" w:hAnsi="Times New Roman" w:eastAsia="微软雅黑"/>
           <w:b/>
           <w:i w:val="0"/>
-          <w:color w:val="1F3964"/>
+          <w:color w:val="4E7EBA"/>
           <w:sz w:val="27"/>
         </w:rPr>
         <w:t>1.3 Reranker 到底是什么？和 Embedding 模型的区别？</w:t>
@@ -2366,7 +2366,7 @@
           <w:rFonts w:ascii="Times New Roman" w:hAnsi="Times New Roman" w:eastAsia="微软雅黑"/>
           <w:b/>
           <w:i w:val="0"/>
-          <w:color w:val="1F3964"/>
+          <w:color w:val="4E7EBA"/>
           <w:sz w:val="27"/>
         </w:rPr>
         <w:t>1.4 七轮优化只有一轮有效，说明了什么？</w:t>
@@ -2454,7 +2454,7 @@
           <w:rFonts w:ascii="Times New Roman" w:hAnsi="Times New Roman" w:eastAsia="微软雅黑"/>
           <w:b/>
           <w:i w:val="0"/>
-          <w:color w:val="1F3964"/>
+          <w:color w:val="4E7EBA"/>
           <w:sz w:val="27"/>
         </w:rPr>
         <w:t>1.5 为什么全文编码效果反而比摘要差？</w:t>
@@ -2518,7 +2518,7 @@
           <w:rFonts w:ascii="Times New Roman" w:hAnsi="Times New Roman" w:eastAsia="微软雅黑"/>
           <w:b/>
           <w:i w:val="0"/>
-          <w:color w:val="1F3964"/>
+          <w:color w:val="4E7EBA"/>
           <w:sz w:val="27"/>
         </w:rPr>
         <w:t>1.6 Query Expansion 为什么帮了 FAISS 却害了 Reranker？</w:t>
@@ -2606,7 +2606,7 @@
           <w:rFonts w:ascii="Times New Roman" w:hAnsi="Times New Roman" w:eastAsia="微软雅黑"/>
           <w:b/>
           <w:i w:val="0"/>
-          <w:color w:val="1F3964"/>
+          <w:color w:val="4E7EBA"/>
           <w:sz w:val="27"/>
         </w:rPr>
         <w:t>1.7 系统的降级策略是什么？无 Reranker 时召回率多少？</w:t>
@@ -3282,7 +3282,7 @@
           <w:rFonts w:ascii="Times New Roman" w:hAnsi="Times New Roman" w:eastAsia="微软雅黑"/>
           <w:b/>
           <w:i w:val="0"/>
-          <w:color w:val="1F3964"/>
+          <w:color w:val="4E7EBA"/>
           <w:sz w:val="27"/>
         </w:rPr>
         <w:t>1.8 微调和 LoRA 的区别？什么时候用哪个？</w:t>
@@ -4231,7 +4231,7 @@
       <w:rFonts w:asciiTheme="majorHAnsi" w:eastAsiaTheme="majorEastAsia" w:hAnsiTheme="majorHAnsi" w:cstheme="majorBidi" w:eastAsia="微软雅黑"/>
       <w:b/>
       <w:bCs/>
-      <w:color w:val="365F91" w:themeColor="accent1" w:themeShade="BF"/>
+      <w:color w:val="4E7EBA"/>
       <w:sz w:val="28"/>
       <w:szCs w:val="28"/>
     </w:rPr>
@@ -4255,7 +4255,7 @@
       <w:rFonts w:asciiTheme="majorHAnsi" w:eastAsiaTheme="majorEastAsia" w:hAnsiTheme="majorHAnsi" w:cstheme="majorBidi" w:eastAsia="微软雅黑"/>
       <w:b/>
       <w:bCs/>
-      <w:color w:val="4F81BD" w:themeColor="accent1"/>
+      <w:color w:val="4E7EBA"/>
       <w:sz w:val="26"/>
       <w:szCs w:val="26"/>
     </w:rPr>
@@ -4279,7 +4279,7 @@
       <w:rFonts w:asciiTheme="majorHAnsi" w:eastAsiaTheme="majorEastAsia" w:hAnsiTheme="majorHAnsi" w:cstheme="majorBidi" w:eastAsia="微软雅黑"/>
       <w:b/>
       <w:bCs/>
-      <w:color w:val="4F81BD" w:themeColor="accent1"/>
+      <w:color w:val="4E7EBA"/>
     </w:rPr>
   </w:style>
   <w:style w:type="paragraph" w:styleId="Heading4">
@@ -4304,7 +4304,7 @@
       <w:bCs/>
       <w:i/>
       <w:iCs/>
-      <w:color w:val="4F81BD" w:themeColor="accent1"/>
+      <w:color w:val="4E7EBA"/>
     </w:rPr>
   </w:style>
   <w:style w:type="paragraph" w:styleId="Heading5">
